--- a/ML/report/submission/report_assets/figures/appendix/eda/eda_appendix.docx
+++ b/ML/report/submission/report_assets/figures/appendix/eda/eda_appendix.docx
@@ -23,65 +23,8 @@
       <w:r>
         <w:drawing>
           <wp:inline xmlns:a="http://schemas.openxmlformats.org/drawingml/2006/main" xmlns:pic="http://schemas.openxmlformats.org/drawingml/2006/picture">
-            <wp:extent cx="5760720" cy="2544232"/>
+            <wp:extent cx="5760720" cy="3830378"/>
             <wp:docPr id="1" name="Picture 1"/>
-            <wp:cNvGraphicFramePr>
-              <a:graphicFrameLocks noChangeAspect="1"/>
-            </wp:cNvGraphicFramePr>
-            <a:graphic>
-              <a:graphicData uri="http://schemas.openxmlformats.org/drawingml/2006/picture">
-                <pic:pic>
-                  <pic:nvPicPr>
-                    <pic:cNvPr id="0" name="02_wallet_coverage.png"/>
-                    <pic:cNvPicPr/>
-                  </pic:nvPicPr>
-                  <pic:blipFill>
-                    <a:blip r:embed="rId9"/>
-                    <a:stretch>
-                      <a:fillRect/>
-                    </a:stretch>
-                  </pic:blipFill>
-                  <pic:spPr>
-                    <a:xfrm>
-                      <a:off x="0" y="0"/>
-                      <a:ext cx="5760720" cy="2544232"/>
-                    </a:xfrm>
-                    <a:prstGeom prst="rect"/>
-                  </pic:spPr>
-                </pic:pic>
-              </a:graphicData>
-            </a:graphic>
-          </wp:inline>
-        </w:drawing>
-      </w:r>
-    </w:p>
-    <w:p>
-      <w:pPr>
-        <w:jc w:val="left"/>
-      </w:pPr>
-      <w:r>
-        <w:rPr>
-          <w:b/>
-        </w:rPr>
-        <w:t xml:space="preserve">Figure A.10. </w:t>
-      </w:r>
-      <w:r>
-        <w:rPr>
-          <w:i/>
-        </w:rPr>
-        <w:t>Wallet enrichment coverage by split. After two PolygonScan extension passes, every taker in Alex's idea1 cohort is matched to a row in the wallet enrichment table, giving 100.0 percent train and 100.0 percent test coverage on the 1,371,180-trade cohort. The Layer 6 NaN rate falls to 0 percent after the retry passes.</w:t>
-      </w:r>
-    </w:p>
-    <w:p/>
-    <w:p>
-      <w:pPr>
-        <w:jc w:val="center"/>
-      </w:pPr>
-      <w:r>
-        <w:drawing>
-          <wp:inline xmlns:a="http://schemas.openxmlformats.org/drawingml/2006/main" xmlns:pic="http://schemas.openxmlformats.org/drawingml/2006/picture">
-            <wp:extent cx="5760720" cy="3830378"/>
-            <wp:docPr id="2" name="Picture 2"/>
             <wp:cNvGraphicFramePr>
               <a:graphicFrameLocks noChangeAspect="1"/>
             </wp:cNvGraphicFramePr>
@@ -93,7 +36,7 @@
                     <pic:cNvPicPr/>
                   </pic:nvPicPr>
                   <pic:blipFill>
-                    <a:blip r:embed="rId10"/>
+                    <a:blip r:embed="rId9"/>
                     <a:stretch>
                       <a:fillRect/>
                     </a:stretch>
@@ -120,7 +63,7 @@
         <w:rPr>
           <w:b/>
         </w:rPr>
-        <w:t xml:space="preserve">Figure A.11. </w:t>
+        <w:t xml:space="preserve">Figure A.10. </w:t>
       </w:r>
       <w:r>
         <w:rPr>
@@ -137,8 +80,8 @@
       <w:r>
         <w:drawing>
           <wp:inline xmlns:a="http://schemas.openxmlformats.org/drawingml/2006/main" xmlns:pic="http://schemas.openxmlformats.org/drawingml/2006/picture">
-            <wp:extent cx="5760720" cy="2483798"/>
-            <wp:docPr id="3" name="Picture 3"/>
+            <wp:extent cx="5760720" cy="2905320"/>
+            <wp:docPr id="2" name="Picture 2"/>
             <wp:cNvGraphicFramePr>
               <a:graphicFrameLocks noChangeAspect="1"/>
             </wp:cNvGraphicFramePr>
@@ -150,6 +93,63 @@
                     <pic:cNvPicPr/>
                   </pic:nvPicPr>
                   <pic:blipFill>
+                    <a:blip r:embed="rId10"/>
+                    <a:stretch>
+                      <a:fillRect/>
+                    </a:stretch>
+                  </pic:blipFill>
+                  <pic:spPr>
+                    <a:xfrm>
+                      <a:off x="0" y="0"/>
+                      <a:ext cx="5760720" cy="2905320"/>
+                    </a:xfrm>
+                    <a:prstGeom prst="rect"/>
+                  </pic:spPr>
+                </pic:pic>
+              </a:graphicData>
+            </a:graphic>
+          </wp:inline>
+        </w:drawing>
+      </w:r>
+    </w:p>
+    <w:p>
+      <w:pPr>
+        <w:jc w:val="left"/>
+      </w:pPr>
+      <w:r>
+        <w:rPr>
+          <w:b/>
+        </w:rPr>
+        <w:t xml:space="preserve">Figure A.11. </w:t>
+      </w:r>
+      <w:r>
+        <w:rPr>
+          <w:i/>
+        </w:rPr>
+        <w:t>Hit rate and trade-count share by time-to-deadline bucket for train (Iran strike) and test (Iran ceasefire) cohorts. Test base rate falls below 0.40 inside the final hour and below 0.34 in the last five minutes, replicating the late-concentrated informed-flow signature documented in Mitts and Ofir 2026. The corresponding train-cohort buckets stay near the 0.50 base rate, isolating the phenomenon to the ceasefire regime.</w:t>
+      </w:r>
+    </w:p>
+    <w:p/>
+    <w:p>
+      <w:pPr>
+        <w:jc w:val="center"/>
+      </w:pPr>
+      <w:r>
+        <w:drawing>
+          <wp:inline xmlns:a="http://schemas.openxmlformats.org/drawingml/2006/main" xmlns:pic="http://schemas.openxmlformats.org/drawingml/2006/picture">
+            <wp:extent cx="5760720" cy="2803952"/>
+            <wp:docPr id="3" name="Picture 3"/>
+            <wp:cNvGraphicFramePr>
+              <a:graphicFrameLocks noChangeAspect="1"/>
+            </wp:cNvGraphicFramePr>
+            <a:graphic>
+              <a:graphicData uri="http://schemas.openxmlformats.org/drawingml/2006/picture">
+                <pic:pic>
+                  <pic:nvPicPr>
+                    <pic:cNvPr id="0" name="10_wallet_strata.png"/>
+                    <pic:cNvPicPr/>
+                  </pic:nvPicPr>
+                  <pic:blipFill>
                     <a:blip r:embed="rId11"/>
                     <a:stretch>
                       <a:fillRect/>
@@ -158,7 +158,7 @@
                   <pic:spPr>
                     <a:xfrm>
                       <a:off x="0" y="0"/>
-                      <a:ext cx="5760720" cy="2483798"/>
+                      <a:ext cx="5760720" cy="2803952"/>
                     </a:xfrm>
                     <a:prstGeom prst="rect"/>
                   </pic:spPr>
@@ -183,7 +183,7 @@
         <w:rPr>
           <w:i/>
         </w:rPr>
-        <w:t>Hit rate and trade-count share by time-to-deadline bucket for train (Iran strike) and test (Iran ceasefire) cohorts. Test base rate falls below 0.40 inside the final hour and below 0.34 in the last five minutes, replicating the late-concentrated informed-flow signature documented in Mitts and Ofir 2026. The corresponding train-cohort buckets stay near the 0.50 base rate, isolating the phenomenon to the ceasefire regime.</w:t>
+        <w:t>Bet-correct base rate stratified by three Layer 6 wallet features. Left: deciles of wallet age in days at the time of the trade. Centre: causal CEX-funding flag, defined as first USDC inbound from a known CEX hot wallet observed before the trade timestamp. Right: deciles of polygon nonce at trade time, a proxy for prior on-chain experience. The split structure motivates inclusion of the Layer 6 enrichment in the strict-branch feature set.</w:t>
       </w:r>
     </w:p>
     <w:p/>
@@ -194,7 +194,7 @@
       <w:r>
         <w:drawing>
           <wp:inline xmlns:a="http://schemas.openxmlformats.org/drawingml/2006/main" xmlns:pic="http://schemas.openxmlformats.org/drawingml/2006/picture">
-            <wp:extent cx="5760720" cy="2436101"/>
+            <wp:extent cx="5760720" cy="3367076"/>
             <wp:docPr id="4" name="Picture 4"/>
             <wp:cNvGraphicFramePr>
               <a:graphicFrameLocks noChangeAspect="1"/>
@@ -203,7 +203,7 @@
               <a:graphicData uri="http://schemas.openxmlformats.org/drawingml/2006/picture">
                 <pic:pic>
                   <pic:nvPicPr>
-                    <pic:cNvPr id="0" name="10_wallet_strata.png"/>
+                    <pic:cNvPr id="0" name="11_per_market_bimodality.png"/>
                     <pic:cNvPicPr/>
                   </pic:nvPicPr>
                   <pic:blipFill>
@@ -215,7 +215,7 @@
                   <pic:spPr>
                     <a:xfrm>
                       <a:off x="0" y="0"/>
-                      <a:ext cx="5760720" cy="2436101"/>
+                      <a:ext cx="5760720" cy="3367076"/>
                     </a:xfrm>
                     <a:prstGeom prst="rect"/>
                   </pic:spPr>
@@ -240,64 +240,7 @@
         <w:rPr>
           <w:i/>
         </w:rPr>
-        <w:t>Bet-correct base rate stratified by three Layer 6 wallet features. Left: deciles of wallet age in days at the time of the trade. Centre: causal CEX-funding flag, defined as first USDC inbound from a known CEX hot wallet observed before the trade timestamp. Right: deciles of polygon nonce at trade time, a proxy for prior on-chain experience. The split structure motivates inclusion of the Layer 6 enrichment in the strict-branch feature set.</w:t>
-      </w:r>
-    </w:p>
-    <w:p/>
-    <w:p>
-      <w:pPr>
-        <w:jc w:val="center"/>
-      </w:pPr>
-      <w:r>
-        <w:drawing>
-          <wp:inline xmlns:a="http://schemas.openxmlformats.org/drawingml/2006/main" xmlns:pic="http://schemas.openxmlformats.org/drawingml/2006/picture">
-            <wp:extent cx="5760720" cy="2327162"/>
-            <wp:docPr id="5" name="Picture 5"/>
-            <wp:cNvGraphicFramePr>
-              <a:graphicFrameLocks noChangeAspect="1"/>
-            </wp:cNvGraphicFramePr>
-            <a:graphic>
-              <a:graphicData uri="http://schemas.openxmlformats.org/drawingml/2006/picture">
-                <pic:pic>
-                  <pic:nvPicPr>
-                    <pic:cNvPr id="0" name="11_per_market_bimodality.png"/>
-                    <pic:cNvPicPr/>
-                  </pic:nvPicPr>
-                  <pic:blipFill>
-                    <a:blip r:embed="rId13"/>
-                    <a:stretch>
-                      <a:fillRect/>
-                    </a:stretch>
-                  </pic:blipFill>
-                  <pic:spPr>
-                    <a:xfrm>
-                      <a:off x="0" y="0"/>
-                      <a:ext cx="5760720" cy="2327162"/>
-                    </a:xfrm>
-                    <a:prstGeom prst="rect"/>
-                  </pic:spPr>
-                </pic:pic>
-              </a:graphicData>
-            </a:graphic>
-          </wp:inline>
-        </w:drawing>
-      </w:r>
-    </w:p>
-    <w:p>
-      <w:pPr>
-        <w:jc w:val="left"/>
-      </w:pPr>
-      <w:r>
-        <w:rPr>
-          <w:b/>
-        </w:rPr>
-        <w:t xml:space="preserve">Figure A.14. </w:t>
-      </w:r>
-      <w:r>
-        <w:rPr>
-          <w:i/>
-        </w:rPr>
-        <w:t>Per-market bet_correct base rate, split by train and test cohorts. The single-event resolution of each market produces a bimodal distribution: markets resolving with the consensus side cluster near 1, markets resolving against consensus cluster near 0. The shape is the structural reason single-feature ROC across markets is highly variable and motivates the GroupKFold(market_id) evaluation protocol.</w:t>
+        <w:t>Per-market hit rate decomposed by trade side. The x-axis plots the share of YES-side trades that ended bet_correct in a market, and the y-axis plots the same share for NO-side trades. Marker size is proportional to log10 trade count per market. The 73 markets cleanly partition into two clusters: 49 YES-resolved markets in the lower-right (high YES-side hit rate, low NO-side) and 24 NO-resolved markets in the upper-left (mirror image). The clusters sit near (0.7, 0.3) rather than (1.0, 0.0) because bet_correct also reflects BUY vs SELL direction within each side, so YES SELL trades behave like NO bets. The two-cluster structure is the reason single-feature ROC inverts across markets and motivates the GroupKFold(market_id) evaluation protocol.</w:t>
       </w:r>
     </w:p>
     <w:p/>
@@ -309,7 +252,7 @@
         <w:drawing>
           <wp:inline xmlns:a="http://schemas.openxmlformats.org/drawingml/2006/main" xmlns:pic="http://schemas.openxmlformats.org/drawingml/2006/picture">
             <wp:extent cx="5760720" cy="3830320"/>
-            <wp:docPr id="6" name="Picture 6"/>
+            <wp:docPr id="5" name="Picture 5"/>
             <wp:cNvGraphicFramePr>
               <a:graphicFrameLocks noChangeAspect="1"/>
             </wp:cNvGraphicFramePr>
@@ -321,7 +264,7 @@
                     <pic:cNvPicPr/>
                   </pic:nvPicPr>
                   <pic:blipFill>
-                    <a:blip r:embed="rId14"/>
+                    <a:blip r:embed="rId13"/>
                     <a:stretch>
                       <a:fillRect/>
                     </a:stretch>
@@ -348,13 +291,13 @@
         <w:rPr>
           <w:b/>
         </w:rPr>
-        <w:t xml:space="preserve">Figure A.15. </w:t>
+        <w:t xml:space="preserve">Figure A.14. </w:t>
       </w:r>
       <w:r>
         <w:rPr>
           <w:i/>
         </w:rPr>
-        <w:t>Single-feature ROC-AUC heatmap across markets for the top eight features by absolute Pearson correlation with the target. Several features (log_payoff_if_correct, contrarian_score, risk_reward_ratio_pre) achieve median single-feature AUC near 0.31 with p95 above 0.67, indicating a single transferable rule that inverts between YES- and NO-resolved markets. This is the structural finding behind the per-market bimodality and reinforces the use of group-aware cross validation.</w:t>
+        <w:t>Single-feature ROC-AUC heatmap across markets for the top eight features by absolute Pearson correlation with the target. ROC-AUC ranges from 0 to 1 and measures, for one feature alone, the probability that a randomly chosen positive trade (bet_correct=1) has a higher feature value than a randomly chosen negative trade (bet_correct=0). 0.5 is no signal, values above 0.5 mean the feature ranks positives higher, and values below 0.5 mean the relationship inverts. Per-market AUCs straddling 0.5 therefore indicate a feature whose direction flips between YES- and NO-resolved markets. Several features (log_payoff_if_correct, contrarian_score, risk_reward_ratio_pre) achieve median single-feature AUC near 0.31 with p95 above 0.67, the structural finding behind the per-market resolution split in Figure A.13 and the reason group-aware cross validation is required.</w:t>
       </w:r>
     </w:p>
     <w:p/>
@@ -365,8 +308,8 @@
       <w:r>
         <w:drawing>
           <wp:inline xmlns:a="http://schemas.openxmlformats.org/drawingml/2006/main" xmlns:pic="http://schemas.openxmlformats.org/drawingml/2006/picture">
-            <wp:extent cx="5760720" cy="4599540"/>
-            <wp:docPr id="7" name="Picture 7"/>
+            <wp:extent cx="5760720" cy="6961286"/>
+            <wp:docPr id="6" name="Picture 6"/>
             <wp:cNvGraphicFramePr>
               <a:graphicFrameLocks noChangeAspect="1"/>
             </wp:cNvGraphicFramePr>
@@ -378,7 +321,7 @@
                     <pic:cNvPicPr/>
                   </pic:nvPicPr>
                   <pic:blipFill>
-                    <a:blip r:embed="rId15"/>
+                    <a:blip r:embed="rId14"/>
                     <a:stretch>
                       <a:fillRect/>
                     </a:stretch>
@@ -386,7 +329,7 @@
                   <pic:spPr>
                     <a:xfrm>
                       <a:off x="0" y="0"/>
-                      <a:ext cx="5760720" cy="4599540"/>
+                      <a:ext cx="5760720" cy="6961286"/>
                     </a:xfrm>
                     <a:prstGeom prst="rect"/>
                   </pic:spPr>
@@ -405,13 +348,13 @@
         <w:rPr>
           <w:b/>
         </w:rPr>
-        <w:t xml:space="preserve">Figure A.16. </w:t>
+        <w:t xml:space="preserve">Figure A.15. </w:t>
       </w:r>
       <w:r>
         <w:rPr>
           <w:i/>
         </w:rPr>
-        <w:t>Top 20 features by mutual information with bet_correct, computed on a 150,000-row stratified sample using scikit-learn's mutual_info_classif. Mutual information captures non-linear dependence that the Pearson correlation in Figure A.5 cannot detect. The leading features are short-window microstructure variables (realized volatility, jump component, order-flow imbalance) rather than wallet-identity features, consistent with the literature emphasis on flow signals.</w:t>
+        <w:t>Top 25 features by mutual information with bet_correct, computed on a 150,000-row stratified sample using scikit-learn's mutual_info_classif and colored by feature group. Mutual information captures non-linear dependence that the Pearson correlation in Figure A.5 cannot detect. The x-axis is zoomed to the relevant range so the rank gap between adjacent features is legible. The leading features are short-window market-state and price microstructure variables (realized volatility, jump component, order-flow imbalance, recent volume) rather than wallet-identity features, consistent with the literature emphasis on flow signals.</w:t>
       </w:r>
     </w:p>
     <w:p/>
@@ -423,7 +366,7 @@
         <w:drawing>
           <wp:inline xmlns:a="http://schemas.openxmlformats.org/drawingml/2006/main" xmlns:pic="http://schemas.openxmlformats.org/drawingml/2006/picture">
             <wp:extent cx="5760720" cy="3451959"/>
-            <wp:docPr id="8" name="Picture 8"/>
+            <wp:docPr id="7" name="Picture 7"/>
             <wp:cNvGraphicFramePr>
               <a:graphicFrameLocks noChangeAspect="1"/>
             </wp:cNvGraphicFramePr>
@@ -435,7 +378,7 @@
                     <pic:cNvPicPr/>
                   </pic:nvPicPr>
                   <pic:blipFill>
-                    <a:blip r:embed="rId16"/>
+                    <a:blip r:embed="rId15"/>
                     <a:stretch>
                       <a:fillRect/>
                     </a:stretch>
@@ -462,7 +405,7 @@
         <w:rPr>
           <w:b/>
         </w:rPr>
-        <w:t xml:space="preserve">Figure A.17. </w:t>
+        <w:t xml:space="preserve">Figure A.16. </w:t>
       </w:r>
       <w:r>
         <w:rPr>
@@ -479,7 +422,64 @@
       <w:r>
         <w:drawing>
           <wp:inline xmlns:a="http://schemas.openxmlformats.org/drawingml/2006/main" xmlns:pic="http://schemas.openxmlformats.org/drawingml/2006/picture">
-            <wp:extent cx="5760720" cy="4491872"/>
+            <wp:extent cx="5760720" cy="2994410"/>
+            <wp:docPr id="8" name="Picture 8"/>
+            <wp:cNvGraphicFramePr>
+              <a:graphicFrameLocks noChangeAspect="1"/>
+            </wp:cNvGraphicFramePr>
+            <a:graphic>
+              <a:graphicData uri="http://schemas.openxmlformats.org/drawingml/2006/picture">
+                <pic:pic>
+                  <pic:nvPicPr>
+                    <pic:cNvPr id="0" name="19_event_timing.png"/>
+                    <pic:cNvPicPr/>
+                  </pic:nvPicPr>
+                  <pic:blipFill>
+                    <a:blip r:embed="rId16"/>
+                    <a:stretch>
+                      <a:fillRect/>
+                    </a:stretch>
+                  </pic:blipFill>
+                  <pic:spPr>
+                    <a:xfrm>
+                      <a:off x="0" y="0"/>
+                      <a:ext cx="5760720" cy="2994410"/>
+                    </a:xfrm>
+                    <a:prstGeom prst="rect"/>
+                  </pic:spPr>
+                </pic:pic>
+              </a:graphicData>
+            </a:graphic>
+          </wp:inline>
+        </w:drawing>
+      </w:r>
+    </w:p>
+    <w:p>
+      <w:pPr>
+        <w:jc w:val="left"/>
+      </w:pPr>
+      <w:r>
+        <w:rPr>
+          <w:b/>
+        </w:rPr>
+        <w:t xml:space="preserve">Figure A.17. </w:t>
+      </w:r>
+      <w:r>
+        <w:rPr>
+          <w:i/>
+        </w:rPr>
+        <w:t>Trade volume per day across the joined cohort, colored by split and annotated with the two events that anchor the cohort design. The train cohort runs from late December through the Iran strike on 28 February, ending in a single intraday spike of roughly ninety-three thousand trades on the day of the event. The test cohort runs from 1 March through 7 April and is distributed across the run-up to the ceasefire announcement, with no comparable spike. The calendar separation between the two regimes is the structural reason the cohort is split by event rather than randomly.</w:t>
+      </w:r>
+    </w:p>
+    <w:p/>
+    <w:p>
+      <w:pPr>
+        <w:jc w:val="center"/>
+      </w:pPr>
+      <w:r>
+        <w:drawing>
+          <wp:inline xmlns:a="http://schemas.openxmlformats.org/drawingml/2006/main" xmlns:pic="http://schemas.openxmlformats.org/drawingml/2006/picture">
+            <wp:extent cx="5760720" cy="2977703"/>
             <wp:docPr id="9" name="Picture 9"/>
             <wp:cNvGraphicFramePr>
               <a:graphicFrameLocks noChangeAspect="1"/>
@@ -488,7 +488,7 @@
               <a:graphicData uri="http://schemas.openxmlformats.org/drawingml/2006/picture">
                 <pic:pic>
                   <pic:nvPicPr>
-                    <pic:cNvPr id="0" name="15_tail_diagnostics.png"/>
+                    <pic:cNvPr id="0" name="16_temporal_drift.png"/>
                     <pic:cNvPicPr/>
                   </pic:nvPicPr>
                   <pic:blipFill>
@@ -500,7 +500,7 @@
                   <pic:spPr>
                     <a:xfrm>
                       <a:off x="0" y="0"/>
-                      <a:ext cx="5760720" cy="4491872"/>
+                      <a:ext cx="5760720" cy="2977703"/>
                     </a:xfrm>
                     <a:prstGeom prst="rect"/>
                   </pic:spPr>
@@ -525,49 +525,195 @@
         <w:rPr>
           <w:i/>
         </w:rPr>
-        <w:t>Excess kurtosis ranking for the 15 most fat-tailed numeric features, with the |kurt|=3 fat-tail threshold marked. The accompanying CSV (15_tail_diagnostics.csv) reports the 1st, 5th, 95th, and 99th percentiles plus tail-conditional means for each feature, supporting the winsorisation choice during pre-processing.</w:t>
+        <w:t>Daily bet_correct base rate during the strike-countdown (train) and ceasefire-countdown (test) windows, with a seven-day rolling mean overlay. Daily bins are filtered to days with at least 50 trades. The rolling means stay within a tight band around 0.50, confirming there is no temporal drift in the target within either cohort that would invalidate the static train and test split.</w:t>
       </w:r>
     </w:p>
     <w:p/>
-    <w:p>
-      <w:pPr>
-        <w:jc w:val="center"/>
-      </w:pPr>
-      <w:r>
-        <w:drawing>
-          <wp:inline xmlns:a="http://schemas.openxmlformats.org/drawingml/2006/main" xmlns:pic="http://schemas.openxmlformats.org/drawingml/2006/picture">
-            <wp:extent cx="5760720" cy="2814473"/>
-            <wp:docPr id="10" name="Picture 10"/>
-            <wp:cNvGraphicFramePr>
-              <a:graphicFrameLocks noChangeAspect="1"/>
-            </wp:cNvGraphicFramePr>
-            <a:graphic>
-              <a:graphicData uri="http://schemas.openxmlformats.org/drawingml/2006/picture">
-                <pic:pic>
-                  <pic:nvPicPr>
-                    <pic:cNvPr id="0" name="16_temporal_drift.png"/>
-                    <pic:cNvPicPr/>
-                  </pic:nvPicPr>
-                  <pic:blipFill>
-                    <a:blip r:embed="rId18"/>
-                    <a:stretch>
-                      <a:fillRect/>
-                    </a:stretch>
-                  </pic:blipFill>
-                  <pic:spPr>
-                    <a:xfrm>
-                      <a:off x="0" y="0"/>
-                      <a:ext cx="5760720" cy="2814473"/>
-                    </a:xfrm>
-                    <a:prstGeom prst="rect"/>
-                  </pic:spPr>
-                </pic:pic>
-              </a:graphicData>
-            </a:graphic>
-          </wp:inline>
-        </w:drawing>
-      </w:r>
-    </w:p>
+    <w:tbl>
+      <w:tblPr>
+        <w:tblStyle w:val="LightGrid-Accent1"/>
+        <w:tblW w:type="auto" w:w="0"/>
+        <w:tblLook w:firstColumn="1" w:firstRow="1" w:lastColumn="0" w:lastRow="0" w:noHBand="0" w:noVBand="1" w:val="04A0"/>
+      </w:tblPr>
+      <w:tblGrid>
+        <w:gridCol w:w="1728"/>
+        <w:gridCol w:w="1728"/>
+        <w:gridCol w:w="1728"/>
+        <w:gridCol w:w="1728"/>
+        <w:gridCol w:w="1728"/>
+      </w:tblGrid>
+      <w:tr>
+        <w:tc>
+          <w:tcPr>
+            <w:tcW w:type="dxa" w:w="1728"/>
+          </w:tcPr>
+          <w:p>
+            <w:r>
+              <w:rPr>
+                <w:b/>
+              </w:rPr>
+              <w:t>Split</w:t>
+            </w:r>
+          </w:p>
+        </w:tc>
+        <w:tc>
+          <w:tcPr>
+            <w:tcW w:type="dxa" w:w="1728"/>
+          </w:tcPr>
+          <w:p>
+            <w:r>
+              <w:rPr>
+                <w:b/>
+              </w:rPr>
+              <w:t>n markets</w:t>
+            </w:r>
+          </w:p>
+        </w:tc>
+        <w:tc>
+          <w:tcPr>
+            <w:tcW w:type="dxa" w:w="1728"/>
+          </w:tcPr>
+          <w:p>
+            <w:r>
+              <w:rPr>
+                <w:b/>
+              </w:rPr>
+              <w:t>Min trades / market</w:t>
+            </w:r>
+          </w:p>
+        </w:tc>
+        <w:tc>
+          <w:tcPr>
+            <w:tcW w:type="dxa" w:w="1728"/>
+          </w:tcPr>
+          <w:p>
+            <w:r>
+              <w:rPr>
+                <w:b/>
+              </w:rPr>
+              <w:t>Median trades / market</w:t>
+            </w:r>
+          </w:p>
+        </w:tc>
+        <w:tc>
+          <w:tcPr>
+            <w:tcW w:type="dxa" w:w="1728"/>
+          </w:tcPr>
+          <w:p>
+            <w:r>
+              <w:rPr>
+                <w:b/>
+              </w:rPr>
+              <w:t>Max trades / market</w:t>
+            </w:r>
+          </w:p>
+        </w:tc>
+      </w:tr>
+      <w:tr>
+        <w:tc>
+          <w:tcPr>
+            <w:tcW w:type="dxa" w:w="1728"/>
+          </w:tcPr>
+          <w:p>
+            <w:r>
+              <w:t>Train</w:t>
+            </w:r>
+          </w:p>
+        </w:tc>
+        <w:tc>
+          <w:tcPr>
+            <w:tcW w:type="dxa" w:w="1728"/>
+          </w:tcPr>
+          <w:p>
+            <w:r>
+              <w:t>63</w:t>
+            </w:r>
+          </w:p>
+        </w:tc>
+        <w:tc>
+          <w:tcPr>
+            <w:tcW w:type="dxa" w:w="1728"/>
+          </w:tcPr>
+          <w:p>
+            <w:r>
+              <w:t>1,274</w:t>
+            </w:r>
+          </w:p>
+        </w:tc>
+        <w:tc>
+          <w:tcPr>
+            <w:tcW w:type="dxa" w:w="1728"/>
+          </w:tcPr>
+          <w:p>
+            <w:r>
+              <w:t>9,753</w:t>
+            </w:r>
+          </w:p>
+        </w:tc>
+        <w:tc>
+          <w:tcPr>
+            <w:tcW w:type="dxa" w:w="1728"/>
+          </w:tcPr>
+          <w:p>
+            <w:r>
+              <w:t>119,842</w:t>
+            </w:r>
+          </w:p>
+        </w:tc>
+      </w:tr>
+      <w:tr>
+        <w:tc>
+          <w:tcPr>
+            <w:tcW w:type="dxa" w:w="1728"/>
+          </w:tcPr>
+          <w:p>
+            <w:r>
+              <w:t>Test</w:t>
+            </w:r>
+          </w:p>
+        </w:tc>
+        <w:tc>
+          <w:tcPr>
+            <w:tcW w:type="dxa" w:w="1728"/>
+          </w:tcPr>
+          <w:p>
+            <w:r>
+              <w:t>10</w:t>
+            </w:r>
+          </w:p>
+        </w:tc>
+        <w:tc>
+          <w:tcPr>
+            <w:tcW w:type="dxa" w:w="1728"/>
+          </w:tcPr>
+          <w:p>
+            <w:r>
+              <w:t>5,127</w:t>
+            </w:r>
+          </w:p>
+        </w:tc>
+        <w:tc>
+          <w:tcPr>
+            <w:tcW w:type="dxa" w:w="1728"/>
+          </w:tcPr>
+          <w:p>
+            <w:r>
+              <w:t>14,692</w:t>
+            </w:r>
+          </w:p>
+        </w:tc>
+        <w:tc>
+          <w:tcPr>
+            <w:tcW w:type="dxa" w:w="1728"/>
+          </w:tcPr>
+          <w:p>
+            <w:r>
+              <w:t>90,730</w:t>
+            </w:r>
+          </w:p>
+        </w:tc>
+      </w:tr>
+    </w:tbl>
     <w:p>
       <w:pPr>
         <w:jc w:val="left"/>
@@ -576,13 +722,13 @@
         <w:rPr>
           <w:b/>
         </w:rPr>
-        <w:t xml:space="preserve">Figure A.19. </w:t>
+        <w:t xml:space="preserve">Table A.1. </w:t>
       </w:r>
       <w:r>
         <w:rPr>
           <w:i/>
         </w:rPr>
-        <w:t>Daily bet_correct base rate during the strike-countdown (train) and ceasefire-countdown (test) windows, with a seven-day rolling mean overlay. Daily bins are filtered to days with at least 50 trades. The rolling means stay within a tight band around 0.50, confirming there is no temporal drift in the target within either cohort that would invalidate the static train and test split.</w:t>
+        <w:t>Cohort sizing per split, summarising the wide trade-count spread across the 73 markets that motivates the GroupKFold(market_id) protocol used in the modeling section. Source: 07_cohort_sizing_table.csv.</w:t>
       </w:r>
     </w:p>
     <w:p/>

--- a/ML/report/submission/report_assets/figures/appendix/eda/eda_appendix.docx
+++ b/ML/report/submission/report_assets/figures/appendix/eda/eda_appendix.docx
@@ -365,7 +365,7 @@
       <w:r>
         <w:drawing>
           <wp:inline xmlns:a="http://schemas.openxmlformats.org/drawingml/2006/main" xmlns:pic="http://schemas.openxmlformats.org/drawingml/2006/picture">
-            <wp:extent cx="5760720" cy="3451959"/>
+            <wp:extent cx="5760720" cy="3824740"/>
             <wp:docPr id="7" name="Picture 7"/>
             <wp:cNvGraphicFramePr>
               <a:graphicFrameLocks noChangeAspect="1"/>
@@ -386,7 +386,7 @@
                   <pic:spPr>
                     <a:xfrm>
                       <a:off x="0" y="0"/>
-                      <a:ext cx="5760720" cy="3451959"/>
+                      <a:ext cx="5760720" cy="3824740"/>
                     </a:xfrm>
                     <a:prstGeom prst="rect"/>
                   </pic:spPr>
